--- a/final/submission_package_CAG/highlights_CAG.docx
+++ b/final/submission_package_CAG/highlights_CAG.docx
@@ -69,14 +69,6 @@
       </w:pPr>
       <w:r>
         <w:t xml:space="preserve">Blinded readers prefer TCAS overall; cluster bootstrap confirms significance</w:t>
-      </w:r>
-    </w:p>
-    <w:p>
-      <w:pPr>
-        <w:pStyle w:val="FirstParagraph"/>
-      </w:pPr>
-      <w:r>
-        <w:t xml:space="preserve">Manuscript: Adapter Scaling Trade-off and Timestep-Conditioned Scheduling in Multi-view Diffusion Texture Generation</w:t>
       </w:r>
     </w:p>
     <w:bookmarkEnd w:id="20"/>

--- a/final/submission_package_CAG/highlights_CAG.docx
+++ b/final/submission_package_CAG/highlights_CAG.docx
@@ -56,7 +56,7 @@
         <w:pStyle w:val="Compact"/>
       </w:pPr>
       <w:r>
-        <w:t xml:space="preserve">Transfer to 300 objects without re-search: +0.96 dB PSNR, more texture retained</w:t>
+        <w:t xml:space="preserve">Transfer to 300 objects, no further search: +0.96 dB PSNR, more texture kept</w:t>
       </w:r>
     </w:p>
     <w:p>
